--- a/docs/weekly-reports/Week 4 Progress Report.docx
+++ b/docs/weekly-reports/Week 4 Progress Report.docx
@@ -64,6 +64,14 @@
         <w:jc w:val="center"/>
       </w:pPr>
       <w:r>
+        <w:t>Jonathan Katongole, Makmot Johnson, Isaac Mwesigwa, Bataringaya Bridget</w:t>
+      </w:r>
+    </w:p>
+    <w:p>
+      <w:pPr>
+        <w:jc w:val="center"/>
+      </w:pPr>
+      <w:r>
         <w:t>School of Computing and Informatics Technology, Makerere University</w:t>
       </w:r>
     </w:p>
@@ -73,86 +81,6 @@
       </w:pPr>
       <w:r>
         <w:t>Reporting period: 23 to 29 September 2026</w:t>
-      </w:r>
-    </w:p>
-    <w:p>
-      <w:pPr>
-        <w:pStyle w:val="Heading1"/>
-      </w:pPr>
-      <w:bookmarkStart w:id="0" w:name="_Toc241610582"/>
-      <w:r>
-        <w:lastRenderedPageBreak/>
-        <w:t>Declaration</w:t>
-      </w:r>
-      <w:bookmarkEnd w:id="0"/>
-    </w:p>
-    <w:p>
-      <w:r>
-        <w:t>The members of Group H (Evening) declare that this report is their own work. It has not been submitted for any other course or award. Work by other authors has been cited where it was used.</w:t>
-      </w:r>
-    </w:p>
-    <w:p>
-      <w:pPr>
-        <w:pStyle w:val="ListBullet"/>
-      </w:pPr>
-      <w:r>
-        <w:t>Jonathan Katongole</w:t>
-      </w:r>
-    </w:p>
-    <w:p>
-      <w:pPr>
-        <w:pStyle w:val="ListBullet"/>
-      </w:pPr>
-      <w:r>
-        <w:t>Makmot Johnson</w:t>
-      </w:r>
-    </w:p>
-    <w:p>
-      <w:pPr>
-        <w:pStyle w:val="ListBullet"/>
-      </w:pPr>
-      <w:r>
-        <w:t>Isaac Mwesigwa</w:t>
-      </w:r>
-    </w:p>
-    <w:p>
-      <w:pPr>
-        <w:pStyle w:val="ListBullet"/>
-      </w:pPr>
-      <w:r>
-        <w:t>Bataringaya Bridget</w:t>
-      </w:r>
-    </w:p>
-    <w:p>
-      <w:pPr>
-        <w:pStyle w:val="Heading1"/>
-      </w:pPr>
-      <w:bookmarkStart w:id="1" w:name="_Toc241610583"/>
-      <w:r>
-        <w:lastRenderedPageBreak/>
-        <w:t>Dedication</w:t>
-      </w:r>
-      <w:bookmarkEnd w:id="1"/>
-    </w:p>
-    <w:p>
-      <w:r>
-        <w:t>This report is dedicated to the procurement officers whose careful checking this project aims to support.</w:t>
-      </w:r>
-    </w:p>
-    <w:p>
-      <w:pPr>
-        <w:pStyle w:val="Heading1"/>
-      </w:pPr>
-      <w:bookmarkStart w:id="2" w:name="_Toc241610584"/>
-      <w:r>
-        <w:lastRenderedPageBreak/>
-        <w:t>Acknowledgement</w:t>
-      </w:r>
-      <w:bookmarkEnd w:id="2"/>
-    </w:p>
-    <w:p>
-      <w:r>
-        <w:t>The group thanks the BSE4104 course lecturer for the weekly structure and the document format that guided this work. Bataringaya Bridget is thanked for the tool specification that defined the first two tools. Makmot Johnson is thanked for the specification of the review ticket tool. Jonathan Katongole is thanked for implementing the tools, the tool-calling layer, the review ticket tool and the human approval gate, and for running the failure tests.</w:t>
       </w:r>
     </w:p>
     <w:p>
@@ -187,13 +115,13 @@
       <w:r>
         <w:fldChar w:fldCharType="separate"/>
       </w:r>
-      <w:hyperlink w:anchor="_Toc241610582" w:history="1">
+      <w:hyperlink w:anchor="_Toc242223294" w:history="1">
         <w:r>
           <w:rPr>
             <w:rStyle w:val="Hyperlink"/>
             <w:noProof/>
           </w:rPr>
-          <w:t>Declaration</w:t>
+          <w:t>Abstract</w:t>
         </w:r>
         <w:r>
           <w:rPr>
@@ -214,151 +142,7 @@
             <w:noProof/>
             <w:webHidden/>
           </w:rPr>
-          <w:instrText xml:space="preserve"> PAGEREF _Toc241610582 \h </w:instrText>
-        </w:r>
-        <w:r>
-          <w:rPr>
-            <w:noProof/>
-            <w:webHidden/>
-          </w:rPr>
-        </w:r>
-        <w:r>
-          <w:rPr>
-            <w:noProof/>
-            <w:webHidden/>
-          </w:rPr>
-          <w:fldChar w:fldCharType="separate"/>
-        </w:r>
-        <w:r>
-          <w:rPr>
-            <w:noProof/>
-            <w:webHidden/>
-          </w:rPr>
-          <w:t>ii</w:t>
-        </w:r>
-        <w:r>
-          <w:rPr>
-            <w:noProof/>
-            <w:webHidden/>
-          </w:rPr>
-          <w:fldChar w:fldCharType="end"/>
-        </w:r>
-      </w:hyperlink>
-    </w:p>
-    <w:p>
-      <w:pPr>
-        <w:pStyle w:val="TOC1"/>
-        <w:tabs>
-          <w:tab w:val="right" w:leader="dot" w:pos="9350"/>
-        </w:tabs>
-        <w:rPr>
-          <w:rFonts w:asciiTheme="minorHAnsi" w:eastAsiaTheme="minorEastAsia" w:hAnsiTheme="minorHAnsi" w:cstheme="minorBidi"/>
-          <w:noProof/>
-          <w:kern w:val="2"/>
-          <w:szCs w:val="24"/>
-          <w14:ligatures w14:val="standardContextual"/>
-        </w:rPr>
-      </w:pPr>
-      <w:hyperlink w:anchor="_Toc241610583" w:history="1">
-        <w:r>
-          <w:rPr>
-            <w:rStyle w:val="Hyperlink"/>
-            <w:noProof/>
-          </w:rPr>
-          <w:t>Dedication</w:t>
-        </w:r>
-        <w:r>
-          <w:rPr>
-            <w:noProof/>
-            <w:webHidden/>
-          </w:rPr>
-          <w:tab/>
-        </w:r>
-        <w:r>
-          <w:rPr>
-            <w:noProof/>
-            <w:webHidden/>
-          </w:rPr>
-          <w:fldChar w:fldCharType="begin"/>
-        </w:r>
-        <w:r>
-          <w:rPr>
-            <w:noProof/>
-            <w:webHidden/>
-          </w:rPr>
-          <w:instrText xml:space="preserve"> PAGEREF _Toc241610583 \h </w:instrText>
-        </w:r>
-        <w:r>
-          <w:rPr>
-            <w:noProof/>
-            <w:webHidden/>
-          </w:rPr>
-        </w:r>
-        <w:r>
-          <w:rPr>
-            <w:noProof/>
-            <w:webHidden/>
-          </w:rPr>
-          <w:fldChar w:fldCharType="separate"/>
-        </w:r>
-        <w:r>
-          <w:rPr>
-            <w:noProof/>
-            <w:webHidden/>
-          </w:rPr>
-          <w:t>iii</w:t>
-        </w:r>
-        <w:r>
-          <w:rPr>
-            <w:noProof/>
-            <w:webHidden/>
-          </w:rPr>
-          <w:fldChar w:fldCharType="end"/>
-        </w:r>
-      </w:hyperlink>
-    </w:p>
-    <w:p>
-      <w:pPr>
-        <w:pStyle w:val="TOC1"/>
-        <w:tabs>
-          <w:tab w:val="right" w:leader="dot" w:pos="9350"/>
-        </w:tabs>
-        <w:rPr>
-          <w:rFonts w:asciiTheme="minorHAnsi" w:eastAsiaTheme="minorEastAsia" w:hAnsiTheme="minorHAnsi" w:cstheme="minorBidi"/>
-          <w:noProof/>
-          <w:kern w:val="2"/>
-          <w:szCs w:val="24"/>
-          <w14:ligatures w14:val="standardContextual"/>
-        </w:rPr>
-      </w:pPr>
-      <w:hyperlink w:anchor="_Toc241610584" w:history="1">
-        <w:r>
-          <w:rPr>
-            <w:rStyle w:val="Hyperlink"/>
-            <w:noProof/>
-          </w:rPr>
-          <w:t>Acknowledgement</w:t>
-        </w:r>
-        <w:r>
-          <w:rPr>
-            <w:noProof/>
-            <w:webHidden/>
-          </w:rPr>
-          <w:tab/>
-        </w:r>
-        <w:r>
-          <w:rPr>
-            <w:noProof/>
-            <w:webHidden/>
-          </w:rPr>
-          <w:fldChar w:fldCharType="begin"/>
-        </w:r>
-        <w:r>
-          <w:rPr>
-            <w:noProof/>
-            <w:webHidden/>
-          </w:rPr>
-          <w:instrText xml:space="preserve"> PAGEREF _Toc241610584 \h </w:instrText>
+          <w:instrText xml:space="preserve"> PAGEREF _Toc242223294 \h </w:instrText>
         </w:r>
         <w:r>
           <w:rPr>
@@ -403,79 +187,7 @@
           <w14:ligatures w14:val="standardContextual"/>
         </w:rPr>
       </w:pPr>
-      <w:hyperlink w:anchor="_Toc241610585" w:history="1">
-        <w:r>
-          <w:rPr>
-            <w:rStyle w:val="Hyperlink"/>
-            <w:noProof/>
-          </w:rPr>
-          <w:t>Abstract</w:t>
-        </w:r>
-        <w:r>
-          <w:rPr>
-            <w:noProof/>
-            <w:webHidden/>
-          </w:rPr>
-          <w:tab/>
-        </w:r>
-        <w:r>
-          <w:rPr>
-            <w:noProof/>
-            <w:webHidden/>
-          </w:rPr>
-          <w:fldChar w:fldCharType="begin"/>
-        </w:r>
-        <w:r>
-          <w:rPr>
-            <w:noProof/>
-            <w:webHidden/>
-          </w:rPr>
-          <w:instrText xml:space="preserve"> PAGEREF _Toc241610585 \h </w:instrText>
-        </w:r>
-        <w:r>
-          <w:rPr>
-            <w:noProof/>
-            <w:webHidden/>
-          </w:rPr>
-        </w:r>
-        <w:r>
-          <w:rPr>
-            <w:noProof/>
-            <w:webHidden/>
-          </w:rPr>
-          <w:fldChar w:fldCharType="separate"/>
-        </w:r>
-        <w:r>
-          <w:rPr>
-            <w:noProof/>
-            <w:webHidden/>
-          </w:rPr>
-          <w:t>vii</w:t>
-        </w:r>
-        <w:r>
-          <w:rPr>
-            <w:noProof/>
-            <w:webHidden/>
-          </w:rPr>
-          <w:fldChar w:fldCharType="end"/>
-        </w:r>
-      </w:hyperlink>
-    </w:p>
-    <w:p>
-      <w:pPr>
-        <w:pStyle w:val="TOC1"/>
-        <w:tabs>
-          <w:tab w:val="right" w:leader="dot" w:pos="9350"/>
-        </w:tabs>
-        <w:rPr>
-          <w:rFonts w:asciiTheme="minorHAnsi" w:eastAsiaTheme="minorEastAsia" w:hAnsiTheme="minorHAnsi" w:cstheme="minorBidi"/>
-          <w:noProof/>
-          <w:kern w:val="2"/>
-          <w:szCs w:val="24"/>
-          <w14:ligatures w14:val="standardContextual"/>
-        </w:rPr>
-      </w:pPr>
-      <w:hyperlink w:anchor="_Toc241610586" w:history="1">
+      <w:hyperlink w:anchor="_Toc242223295" w:history="1">
         <w:r>
           <w:rPr>
             <w:rStyle w:val="Hyperlink"/>
@@ -502,7 +214,7 @@
             <w:noProof/>
             <w:webHidden/>
           </w:rPr>
-          <w:instrText xml:space="preserve"> PAGEREF _Toc241610586 \h </w:instrText>
+          <w:instrText xml:space="preserve"> PAGEREF _Toc242223295 \h </w:instrText>
         </w:r>
         <w:r>
           <w:rPr>
@@ -547,7 +259,7 @@
           <w14:ligatures w14:val="standardContextual"/>
         </w:rPr>
       </w:pPr>
-      <w:hyperlink w:anchor="_Toc241610587" w:history="1">
+      <w:hyperlink w:anchor="_Toc242223296" w:history="1">
         <w:r>
           <w:rPr>
             <w:rStyle w:val="Hyperlink"/>
@@ -574,7 +286,7 @@
             <w:noProof/>
             <w:webHidden/>
           </w:rPr>
-          <w:instrText xml:space="preserve"> PAGEREF _Toc241610587 \h </w:instrText>
+          <w:instrText xml:space="preserve"> PAGEREF _Toc242223296 \h </w:instrText>
         </w:r>
         <w:r>
           <w:rPr>
@@ -619,7 +331,7 @@
           <w14:ligatures w14:val="standardContextual"/>
         </w:rPr>
       </w:pPr>
-      <w:hyperlink w:anchor="_Toc241610588" w:history="1">
+      <w:hyperlink w:anchor="_Toc242223297" w:history="1">
         <w:r>
           <w:rPr>
             <w:rStyle w:val="Hyperlink"/>
@@ -646,7 +358,7 @@
             <w:noProof/>
             <w:webHidden/>
           </w:rPr>
-          <w:instrText xml:space="preserve"> PAGEREF _Toc241610588 \h </w:instrText>
+          <w:instrText xml:space="preserve"> PAGEREF _Toc242223297 \h </w:instrText>
         </w:r>
         <w:r>
           <w:rPr>
@@ -691,7 +403,7 @@
           <w14:ligatures w14:val="standardContextual"/>
         </w:rPr>
       </w:pPr>
-      <w:hyperlink w:anchor="_Toc241610589" w:history="1">
+      <w:hyperlink w:anchor="_Toc242223298" w:history="1">
         <w:r>
           <w:rPr>
             <w:rStyle w:val="Hyperlink"/>
@@ -718,7 +430,7 @@
             <w:noProof/>
             <w:webHidden/>
           </w:rPr>
-          <w:instrText xml:space="preserve"> PAGEREF _Toc241610589 \h </w:instrText>
+          <w:instrText xml:space="preserve"> PAGEREF _Toc242223298 \h </w:instrText>
         </w:r>
         <w:r>
           <w:rPr>
@@ -763,7 +475,7 @@
           <w14:ligatures w14:val="standardContextual"/>
         </w:rPr>
       </w:pPr>
-      <w:hyperlink w:anchor="_Toc241610590" w:history="1">
+      <w:hyperlink w:anchor="_Toc242223299" w:history="1">
         <w:r>
           <w:rPr>
             <w:rStyle w:val="Hyperlink"/>
@@ -790,7 +502,7 @@
             <w:noProof/>
             <w:webHidden/>
           </w:rPr>
-          <w:instrText xml:space="preserve"> PAGEREF _Toc241610590 \h </w:instrText>
+          <w:instrText xml:space="preserve"> PAGEREF _Toc242223299 \h </w:instrText>
         </w:r>
         <w:r>
           <w:rPr>
@@ -835,7 +547,7 @@
           <w14:ligatures w14:val="standardContextual"/>
         </w:rPr>
       </w:pPr>
-      <w:hyperlink w:anchor="_Toc241610591" w:history="1">
+      <w:hyperlink w:anchor="_Toc242223300" w:history="1">
         <w:r>
           <w:rPr>
             <w:rStyle w:val="Hyperlink"/>
@@ -862,7 +574,7 @@
             <w:noProof/>
             <w:webHidden/>
           </w:rPr>
-          <w:instrText xml:space="preserve"> PAGEREF _Toc241610591 \h </w:instrText>
+          <w:instrText xml:space="preserve"> PAGEREF _Toc242223300 \h </w:instrText>
         </w:r>
         <w:r>
           <w:rPr>
@@ -907,7 +619,7 @@
           <w14:ligatures w14:val="standardContextual"/>
         </w:rPr>
       </w:pPr>
-      <w:hyperlink w:anchor="_Toc241610592" w:history="1">
+      <w:hyperlink w:anchor="_Toc242223301" w:history="1">
         <w:r>
           <w:rPr>
             <w:rStyle w:val="Hyperlink"/>
@@ -934,7 +646,7 @@
             <w:noProof/>
             <w:webHidden/>
           </w:rPr>
-          <w:instrText xml:space="preserve"> PAGEREF _Toc241610592 \h </w:instrText>
+          <w:instrText xml:space="preserve"> PAGEREF _Toc242223301 \h </w:instrText>
         </w:r>
         <w:r>
           <w:rPr>
@@ -979,7 +691,7 @@
           <w14:ligatures w14:val="standardContextual"/>
         </w:rPr>
       </w:pPr>
-      <w:hyperlink w:anchor="_Toc241610593" w:history="1">
+      <w:hyperlink w:anchor="_Toc242223302" w:history="1">
         <w:r>
           <w:rPr>
             <w:rStyle w:val="Hyperlink"/>
@@ -1006,7 +718,7 @@
             <w:noProof/>
             <w:webHidden/>
           </w:rPr>
-          <w:instrText xml:space="preserve"> PAGEREF _Toc241610593 \h </w:instrText>
+          <w:instrText xml:space="preserve"> PAGEREF _Toc242223302 \h </w:instrText>
         </w:r>
         <w:r>
           <w:rPr>
@@ -1051,7 +763,7 @@
           <w14:ligatures w14:val="standardContextual"/>
         </w:rPr>
       </w:pPr>
-      <w:hyperlink w:anchor="_Toc241610594" w:history="1">
+      <w:hyperlink w:anchor="_Toc242223303" w:history="1">
         <w:r>
           <w:rPr>
             <w:rStyle w:val="Hyperlink"/>
@@ -1078,7 +790,7 @@
             <w:noProof/>
             <w:webHidden/>
           </w:rPr>
-          <w:instrText xml:space="preserve"> PAGEREF _Toc241610594 \h </w:instrText>
+          <w:instrText xml:space="preserve"> PAGEREF _Toc242223303 \h </w:instrText>
         </w:r>
         <w:r>
           <w:rPr>
@@ -1123,7 +835,7 @@
           <w14:ligatures w14:val="standardContextual"/>
         </w:rPr>
       </w:pPr>
-      <w:hyperlink w:anchor="_Toc241610595" w:history="1">
+      <w:hyperlink w:anchor="_Toc242223304" w:history="1">
         <w:r>
           <w:rPr>
             <w:rStyle w:val="Hyperlink"/>
@@ -1150,7 +862,7 @@
             <w:noProof/>
             <w:webHidden/>
           </w:rPr>
-          <w:instrText xml:space="preserve"> PAGEREF _Toc241610595 \h </w:instrText>
+          <w:instrText xml:space="preserve"> PAGEREF _Toc242223304 \h </w:instrText>
         </w:r>
         <w:r>
           <w:rPr>
@@ -1195,7 +907,7 @@
           <w14:ligatures w14:val="standardContextual"/>
         </w:rPr>
       </w:pPr>
-      <w:hyperlink w:anchor="_Toc241610596" w:history="1">
+      <w:hyperlink w:anchor="_Toc242223305" w:history="1">
         <w:r>
           <w:rPr>
             <w:rStyle w:val="Hyperlink"/>
@@ -1222,7 +934,7 @@
             <w:noProof/>
             <w:webHidden/>
           </w:rPr>
-          <w:instrText xml:space="preserve"> PAGEREF _Toc241610596 \h </w:instrText>
+          <w:instrText xml:space="preserve"> PAGEREF _Toc242223305 \h </w:instrText>
         </w:r>
         <w:r>
           <w:rPr>
@@ -1267,7 +979,7 @@
           <w14:ligatures w14:val="standardContextual"/>
         </w:rPr>
       </w:pPr>
-      <w:hyperlink w:anchor="_Toc241610597" w:history="1">
+      <w:hyperlink w:anchor="_Toc242223306" w:history="1">
         <w:r>
           <w:rPr>
             <w:rStyle w:val="Hyperlink"/>
@@ -1294,7 +1006,7 @@
             <w:noProof/>
             <w:webHidden/>
           </w:rPr>
-          <w:instrText xml:space="preserve"> PAGEREF _Toc241610597 \h </w:instrText>
+          <w:instrText xml:space="preserve"> PAGEREF _Toc242223306 \h </w:instrText>
         </w:r>
         <w:r>
           <w:rPr>
@@ -1339,7 +1051,7 @@
           <w14:ligatures w14:val="standardContextual"/>
         </w:rPr>
       </w:pPr>
-      <w:hyperlink w:anchor="_Toc241610598" w:history="1">
+      <w:hyperlink w:anchor="_Toc242223307" w:history="1">
         <w:r>
           <w:rPr>
             <w:rStyle w:val="Hyperlink"/>
@@ -1366,7 +1078,7 @@
             <w:noProof/>
             <w:webHidden/>
           </w:rPr>
-          <w:instrText xml:space="preserve"> PAGEREF _Toc241610598 \h </w:instrText>
+          <w:instrText xml:space="preserve"> PAGEREF _Toc242223307 \h </w:instrText>
         </w:r>
         <w:r>
           <w:rPr>
@@ -1411,7 +1123,7 @@
           <w14:ligatures w14:val="standardContextual"/>
         </w:rPr>
       </w:pPr>
-      <w:hyperlink w:anchor="_Toc241610599" w:history="1">
+      <w:hyperlink w:anchor="_Toc242223308" w:history="1">
         <w:r>
           <w:rPr>
             <w:rStyle w:val="Hyperlink"/>
@@ -1438,7 +1150,7 @@
             <w:noProof/>
             <w:webHidden/>
           </w:rPr>
-          <w:instrText xml:space="preserve"> PAGEREF _Toc241610599 \h </w:instrText>
+          <w:instrText xml:space="preserve"> PAGEREF _Toc242223308 \h </w:instrText>
         </w:r>
         <w:r>
           <w:rPr>
@@ -1506,7 +1218,7 @@
       <w:r>
         <w:fldChar w:fldCharType="separate"/>
       </w:r>
-      <w:hyperlink w:anchor="_Toc241610600" w:history="1">
+      <w:hyperlink w:anchor="_Toc242223309" w:history="1">
         <w:r>
           <w:rPr>
             <w:rStyle w:val="Hyperlink"/>
@@ -1533,7 +1245,7 @@
             <w:noProof/>
             <w:webHidden/>
           </w:rPr>
-          <w:instrText xml:space="preserve"> PAGEREF _Toc241610600 \h </w:instrText>
+          <w:instrText xml:space="preserve"> PAGEREF _Toc242223309 \h </w:instrText>
         </w:r>
         <w:r>
           <w:rPr>
@@ -1578,7 +1290,7 @@
           <w14:ligatures w14:val="standardContextual"/>
         </w:rPr>
       </w:pPr>
-      <w:hyperlink w:anchor="_Toc241610601" w:history="1">
+      <w:hyperlink w:anchor="_Toc242223310" w:history="1">
         <w:r>
           <w:rPr>
             <w:rStyle w:val="Hyperlink"/>
@@ -1605,7 +1317,7 @@
             <w:noProof/>
             <w:webHidden/>
           </w:rPr>
-          <w:instrText xml:space="preserve"> PAGEREF _Toc241610601 \h </w:instrText>
+          <w:instrText xml:space="preserve"> PAGEREF _Toc242223310 \h </w:instrText>
         </w:r>
         <w:r>
           <w:rPr>
@@ -1650,7 +1362,7 @@
           <w14:ligatures w14:val="standardContextual"/>
         </w:rPr>
       </w:pPr>
-      <w:hyperlink w:anchor="_Toc241610602" w:history="1">
+      <w:hyperlink w:anchor="_Toc242223311" w:history="1">
         <w:r>
           <w:rPr>
             <w:rStyle w:val="Hyperlink"/>
@@ -1677,7 +1389,7 @@
             <w:noProof/>
             <w:webHidden/>
           </w:rPr>
-          <w:instrText xml:space="preserve"> PAGEREF _Toc241610602 \h </w:instrText>
+          <w:instrText xml:space="preserve"> PAGEREF _Toc242223311 \h </w:instrText>
         </w:r>
         <w:r>
           <w:rPr>
@@ -1717,12 +1429,12 @@
       <w:pPr>
         <w:pStyle w:val="Heading1"/>
       </w:pPr>
-      <w:bookmarkStart w:id="3" w:name="_Toc241610585"/>
+      <w:bookmarkStart w:id="0" w:name="_Toc242223294"/>
       <w:r>
         <w:lastRenderedPageBreak/>
         <w:t>Abstract</w:t>
       </w:r>
-      <w:bookmarkEnd w:id="3"/>
+      <w:bookmarkEnd w:id="0"/>
     </w:p>
     <w:p>
       <w:r>
@@ -1783,12 +1495,12 @@
         <w:pStyle w:val="Heading1"/>
         <w:pageBreakBefore w:val="0"/>
       </w:pPr>
-      <w:bookmarkStart w:id="4" w:name="_Toc241610586"/>
+      <w:bookmarkStart w:id="1" w:name="_Toc242223295"/>
       <w:r>
         <w:lastRenderedPageBreak/>
         <w:t>1. Introduction and Objectives</w:t>
       </w:r>
-      <w:bookmarkEnd w:id="4"/>
+      <w:bookmarkEnd w:id="1"/>
     </w:p>
     <w:p>
       <w:r>
@@ -1846,15 +1558,20 @@
       </w:r>
     </w:p>
     <w:p>
+      <w:r>
+        <w:t>The work was shared as follows. Bataringaya Bridget wrote the tool specification that defined the first two tools. Makmot Johnson specified the review ticket tool. Jonathan Katongole implemented the tools, the tool-calling layer, the review ticket tool and the human approval gate. He also ran the failure tests.</w:t>
+      </w:r>
+    </w:p>
+    <w:p>
       <w:pPr>
         <w:pStyle w:val="Heading1"/>
       </w:pPr>
-      <w:bookmarkStart w:id="5" w:name="_Toc241610587"/>
+      <w:bookmarkStart w:id="2" w:name="_Toc242223296"/>
       <w:r>
         <w:lastRenderedPageBreak/>
         <w:t>2. Background</w:t>
       </w:r>
-      <w:bookmarkEnd w:id="5"/>
+      <w:bookmarkEnd w:id="2"/>
     </w:p>
     <w:p>
       <w:r>
@@ -1870,22 +1587,22 @@
       <w:pPr>
         <w:pStyle w:val="Heading1"/>
       </w:pPr>
-      <w:bookmarkStart w:id="6" w:name="_Toc241610588"/>
+      <w:bookmarkStart w:id="3" w:name="_Toc242223297"/>
       <w:r>
         <w:lastRenderedPageBreak/>
         <w:t>3. Methodology and Procedure</w:t>
       </w:r>
-      <w:bookmarkEnd w:id="6"/>
+      <w:bookmarkEnd w:id="3"/>
     </w:p>
     <w:p>
       <w:pPr>
         <w:pStyle w:val="Heading2"/>
       </w:pPr>
-      <w:bookmarkStart w:id="7" w:name="_Toc241610589"/>
+      <w:bookmarkStart w:id="4" w:name="_Toc242223298"/>
       <w:r>
         <w:t>3.1 Tool Specification</w:t>
       </w:r>
-      <w:bookmarkEnd w:id="7"/>
+      <w:bookmarkEnd w:id="4"/>
     </w:p>
     <w:p>
       <w:r>
@@ -1901,11 +1618,11 @@
       <w:pPr>
         <w:pStyle w:val="Heading2"/>
       </w:pPr>
-      <w:bookmarkStart w:id="8" w:name="_Toc241610590"/>
+      <w:bookmarkStart w:id="5" w:name="_Toc242223299"/>
       <w:r>
         <w:t>3.2 The Executor</w:t>
       </w:r>
-      <w:bookmarkEnd w:id="8"/>
+      <w:bookmarkEnd w:id="5"/>
     </w:p>
     <w:p>
       <w:r>
@@ -1917,7 +1634,7 @@
         <w:pStyle w:val="Caption"/>
         <w:jc w:val="left"/>
       </w:pPr>
-      <w:bookmarkStart w:id="9" w:name="_Toc241610600"/>
+      <w:bookmarkStart w:id="6" w:name="_Toc242223309"/>
       <w:r>
         <w:t xml:space="preserve">Table </w:t>
       </w:r>
@@ -1945,7 +1662,7 @@
       <w:r>
         <w:t>Checks applied by the tool executor, in order</w:t>
       </w:r>
-      <w:bookmarkEnd w:id="9"/>
+      <w:bookmarkEnd w:id="6"/>
     </w:p>
     <w:tbl>
       <w:tblPr>
@@ -2370,12 +2087,12 @@
       <w:pPr>
         <w:pStyle w:val="Heading2"/>
       </w:pPr>
-      <w:bookmarkStart w:id="10" w:name="_Toc241610591"/>
+      <w:bookmarkStart w:id="7" w:name="_Toc242223300"/>
       <w:r>
         <w:lastRenderedPageBreak/>
         <w:t>3.3 Tool Calling</w:t>
       </w:r>
-      <w:bookmarkEnd w:id="10"/>
+      <w:bookmarkEnd w:id="7"/>
     </w:p>
     <w:p>
       <w:r>
@@ -2391,11 +2108,11 @@
       <w:pPr>
         <w:pStyle w:val="Heading2"/>
       </w:pPr>
-      <w:bookmarkStart w:id="11" w:name="_Toc241610592"/>
+      <w:bookmarkStart w:id="8" w:name="_Toc242223301"/>
       <w:r>
         <w:t>3.4 Human Approval</w:t>
       </w:r>
-      <w:bookmarkEnd w:id="11"/>
+      <w:bookmarkEnd w:id="8"/>
     </w:p>
     <w:p>
       <w:r>
@@ -2411,11 +2128,11 @@
       <w:pPr>
         <w:pStyle w:val="Heading2"/>
       </w:pPr>
-      <w:bookmarkStart w:id="12" w:name="_Toc241610593"/>
+      <w:bookmarkStart w:id="9" w:name="_Toc242223302"/>
       <w:r>
         <w:t>3.5 Failure Tests</w:t>
       </w:r>
-      <w:bookmarkEnd w:id="12"/>
+      <w:bookmarkEnd w:id="9"/>
     </w:p>
     <w:p>
       <w:r>
@@ -2426,11 +2143,11 @@
       <w:pPr>
         <w:pStyle w:val="Heading2"/>
       </w:pPr>
-      <w:bookmarkStart w:id="13" w:name="_Toc241610594"/>
+      <w:bookmarkStart w:id="10" w:name="_Toc242223303"/>
       <w:r>
         <w:t>3.6 Problems Encountered</w:t>
       </w:r>
-      <w:bookmarkEnd w:id="13"/>
+      <w:bookmarkEnd w:id="10"/>
     </w:p>
     <w:p>
       <w:r>
@@ -2467,12 +2184,12 @@
       <w:pPr>
         <w:pStyle w:val="Heading1"/>
       </w:pPr>
-      <w:bookmarkStart w:id="14" w:name="_Toc241610595"/>
+      <w:bookmarkStart w:id="11" w:name="_Toc242223304"/>
       <w:r>
         <w:lastRenderedPageBreak/>
         <w:t>4. Results</w:t>
       </w:r>
-      <w:bookmarkEnd w:id="14"/>
+      <w:bookmarkEnd w:id="11"/>
     </w:p>
     <w:p>
       <w:r>
@@ -2484,7 +2201,7 @@
         <w:pStyle w:val="Caption"/>
         <w:jc w:val="left"/>
       </w:pPr>
-      <w:bookmarkStart w:id="15" w:name="_Toc241610601"/>
+      <w:bookmarkStart w:id="12" w:name="_Toc242223310"/>
       <w:r>
         <w:t xml:space="preserve">Table </w:t>
       </w:r>
@@ -2512,7 +2229,7 @@
       <w:r>
         <w:t>Failure cases met by category</w:t>
       </w:r>
-      <w:bookmarkEnd w:id="15"/>
+      <w:bookmarkEnd w:id="12"/>
     </w:p>
     <w:tbl>
       <w:tblPr>
@@ -2826,7 +2543,7 @@
         <w:pStyle w:val="Caption"/>
         <w:jc w:val="left"/>
       </w:pPr>
-      <w:bookmarkStart w:id="16" w:name="_Toc241610602"/>
+      <w:bookmarkStart w:id="13" w:name="_Toc242223311"/>
       <w:r>
         <w:t xml:space="preserve">Table </w:t>
       </w:r>
@@ -2854,7 +2571,7 @@
       <w:r>
         <w:t>Runs against the real model</w:t>
       </w:r>
-      <w:bookmarkEnd w:id="16"/>
+      <w:bookmarkEnd w:id="13"/>
     </w:p>
     <w:tbl>
       <w:tblPr>
@@ -3259,12 +2976,12 @@
       <w:pPr>
         <w:pStyle w:val="Heading1"/>
       </w:pPr>
-      <w:bookmarkStart w:id="17" w:name="_Toc241610596"/>
+      <w:bookmarkStart w:id="14" w:name="_Toc242223305"/>
       <w:r>
         <w:lastRenderedPageBreak/>
         <w:t>5. Discussion</w:t>
       </w:r>
-      <w:bookmarkEnd w:id="17"/>
+      <w:bookmarkEnd w:id="14"/>
     </w:p>
     <w:p>
       <w:r>
@@ -3295,12 +3012,12 @@
       <w:pPr>
         <w:pStyle w:val="Heading1"/>
       </w:pPr>
-      <w:bookmarkStart w:id="18" w:name="_Toc241610597"/>
+      <w:bookmarkStart w:id="15" w:name="_Toc242223306"/>
       <w:r>
         <w:lastRenderedPageBreak/>
         <w:t>6. Conclusion</w:t>
       </w:r>
-      <w:bookmarkEnd w:id="18"/>
+      <w:bookmarkEnd w:id="15"/>
     </w:p>
     <w:p>
       <w:r>
@@ -3316,12 +3033,12 @@
       <w:pPr>
         <w:pStyle w:val="Heading1"/>
       </w:pPr>
-      <w:bookmarkStart w:id="19" w:name="_Toc241610598"/>
+      <w:bookmarkStart w:id="16" w:name="_Toc242223307"/>
       <w:r>
         <w:lastRenderedPageBreak/>
         <w:t>7. Recommendations</w:t>
       </w:r>
-      <w:bookmarkEnd w:id="19"/>
+      <w:bookmarkEnd w:id="16"/>
     </w:p>
     <w:p>
       <w:pPr>
@@ -3367,12 +3084,12 @@
       <w:pPr>
         <w:pStyle w:val="Heading1"/>
       </w:pPr>
-      <w:bookmarkStart w:id="20" w:name="_Toc241610599"/>
+      <w:bookmarkStart w:id="17" w:name="_Toc242223308"/>
       <w:r>
         <w:lastRenderedPageBreak/>
         <w:t>References</w:t>
       </w:r>
-      <w:bookmarkEnd w:id="20"/>
+      <w:bookmarkEnd w:id="17"/>
     </w:p>
     <w:p>
       <w:r>
@@ -3789,31 +3506,31 @@
       </w:rPr>
     </w:lvl>
   </w:abstractNum>
-  <w:num w:numId="1" w16cid:durableId="782769953">
+  <w:num w:numId="1" w16cid:durableId="213589569">
     <w:abstractNumId w:val="8"/>
   </w:num>
-  <w:num w:numId="2" w16cid:durableId="1073432574">
+  <w:num w:numId="2" w16cid:durableId="1927878892">
     <w:abstractNumId w:val="6"/>
   </w:num>
-  <w:num w:numId="3" w16cid:durableId="1610045198">
+  <w:num w:numId="3" w16cid:durableId="2027055229">
     <w:abstractNumId w:val="5"/>
   </w:num>
-  <w:num w:numId="4" w16cid:durableId="243532141">
+  <w:num w:numId="4" w16cid:durableId="447360540">
     <w:abstractNumId w:val="4"/>
   </w:num>
-  <w:num w:numId="5" w16cid:durableId="1563907160">
+  <w:num w:numId="5" w16cid:durableId="707099788">
     <w:abstractNumId w:val="7"/>
   </w:num>
-  <w:num w:numId="6" w16cid:durableId="748695064">
+  <w:num w:numId="6" w16cid:durableId="999504428">
     <w:abstractNumId w:val="3"/>
   </w:num>
-  <w:num w:numId="7" w16cid:durableId="1303461760">
+  <w:num w:numId="7" w16cid:durableId="319164324">
     <w:abstractNumId w:val="2"/>
   </w:num>
-  <w:num w:numId="8" w16cid:durableId="1867400638">
+  <w:num w:numId="8" w16cid:durableId="1905598094">
     <w:abstractNumId w:val="1"/>
   </w:num>
-  <w:num w:numId="9" w16cid:durableId="1011953173">
+  <w:num w:numId="9" w16cid:durableId="64037780">
     <w:abstractNumId w:val="0"/>
   </w:num>
 </w:numbering>
@@ -15218,7 +14935,7 @@
     <w:autoRedefine/>
     <w:uiPriority w:val="39"/>
     <w:unhideWhenUsed/>
-    <w:rsid w:val="0060188B"/>
+    <w:rsid w:val="0046682D"/>
     <w:pPr>
       <w:spacing w:after="100"/>
     </w:pPr>
@@ -15230,7 +14947,7 @@
     <w:autoRedefine/>
     <w:uiPriority w:val="39"/>
     <w:unhideWhenUsed/>
-    <w:rsid w:val="0060188B"/>
+    <w:rsid w:val="0046682D"/>
     <w:pPr>
       <w:spacing w:after="100"/>
       <w:ind w:left="240"/>
@@ -15241,7 +14958,7 @@
     <w:basedOn w:val="DefaultParagraphFont"/>
     <w:uiPriority w:val="99"/>
     <w:unhideWhenUsed/>
-    <w:rsid w:val="0060188B"/>
+    <w:rsid w:val="0046682D"/>
     <w:rPr>
       <w:color w:val="0000FF" w:themeColor="hyperlink"/>
       <w:u w:val="single"/>
@@ -15253,7 +14970,7 @@
     <w:next w:val="Normal"/>
     <w:uiPriority w:val="99"/>
     <w:unhideWhenUsed/>
-    <w:rsid w:val="0060188B"/>
+    <w:rsid w:val="0046682D"/>
     <w:pPr>
       <w:spacing w:after="0"/>
     </w:pPr>
